--- a/templates/cv_template.docx
+++ b/templates/cv_template.docx
@@ -8,12 +8,18 @@
         <w:rPr>
           <w:b/>
           <w:bCs/>
-          <w:sz w:val="32"/>
-          <w:szCs w:val="32"/>
-          <w:lang w:val="en-US"/>
-        </w:rPr>
-      </w:pPr>
-      <w:r>
+          <w:sz w:val="28"/>
+          <w:szCs w:val="28"/>
+          <w:lang w:val="en-US"/>
+        </w:rPr>
+      </w:pPr>
+      <w:r>
+        <w:rPr>
+          <w:b/>
+          <w:bCs/>
+          <w:sz w:val="28"/>
+          <w:szCs w:val="28"/>
+        </w:rPr>
         <w:t>Xiaoxuan Li – {{ROLE_TITLE}}</w:t>
       </w:r>
     </w:p>
@@ -631,6 +637,7 @@
         <w:rPr>
           <w:b/>
           <w:bCs/>
+          <w:lang w:val="en-US"/>
         </w:rPr>
       </w:pPr>
       <w:r>
@@ -639,6 +646,14 @@
           <w:bCs/>
         </w:rPr>
         <w:t>Skills &amp; Tools</w:t>
+      </w:r>
+      <w:r>
+        <w:rPr>
+          <w:b/>
+          <w:bCs/>
+          <w:lang w:val="en-US"/>
+        </w:rPr>
+        <w:t xml:space="preserve"> &amp; Certifications</w:t>
       </w:r>
     </w:p>
     <w:p>
@@ -698,6 +713,179 @@
     </w:p>
     <w:p>
       <w:pPr>
+        <w:tabs>
+          <w:tab w:val="left" w:pos="1488"/>
+        </w:tabs>
+        <w:spacing w:after="0"/>
+        <w:rPr>
+          <w:sz w:val="21"/>
+          <w:szCs w:val="21"/>
+          <w:lang w:val="en-US"/>
+        </w:rPr>
+      </w:pPr>
+      <w:r>
+        <w:rPr>
+          <w:b/>
+          <w:bCs/>
+          <w:i/>
+          <w:iCs/>
+          <w:sz w:val="21"/>
+          <w:szCs w:val="21"/>
+          <w:lang w:val="en-US"/>
+        </w:rPr>
+        <w:t>Certifications:</w:t>
+      </w:r>
+      <w:r>
+        <w:rPr>
+          <w:sz w:val="21"/>
+          <w:szCs w:val="21"/>
+          <w:lang w:val="en-US"/>
+        </w:rPr>
+        <w:t xml:space="preserve"> </w:t>
+      </w:r>
+      <w:r>
+        <w:rPr>
+          <w:sz w:val="21"/>
+          <w:szCs w:val="21"/>
+          <w:lang w:val="en-US"/>
+        </w:rPr>
+        <w:t>Foundation</w:t>
+      </w:r>
+      <w:r>
+        <w:rPr>
+          <w:sz w:val="21"/>
+          <w:szCs w:val="21"/>
+          <w:lang w:val="en-US"/>
+        </w:rPr>
+        <w:t>s of User Experience (UX) Design</w:t>
+      </w:r>
+      <w:r>
+        <w:rPr>
+          <w:sz w:val="21"/>
+          <w:szCs w:val="21"/>
+          <w:lang w:val="en-US"/>
+        </w:rPr>
+        <w:t xml:space="preserve">, Google </w:t>
+      </w:r>
+      <w:r>
+        <w:rPr>
+          <w:sz w:val="21"/>
+          <w:szCs w:val="21"/>
+        </w:rPr>
+        <w:t>|</w:t>
+      </w:r>
+      <w:r>
+        <w:rPr>
+          <w:sz w:val="21"/>
+          <w:szCs w:val="21"/>
+          <w:lang w:val="en-US"/>
+        </w:rPr>
+        <w:t xml:space="preserve"> </w:t>
+      </w:r>
+      <w:r>
+        <w:rPr>
+          <w:sz w:val="21"/>
+          <w:szCs w:val="21"/>
+          <w:lang w:val="en-US"/>
+        </w:rPr>
+        <w:t>Professional Diploma in Digital Marketing</w:t>
+      </w:r>
+      <w:r>
+        <w:rPr>
+          <w:sz w:val="21"/>
+          <w:szCs w:val="21"/>
+          <w:lang w:val="en-US"/>
+        </w:rPr>
+        <w:t xml:space="preserve">, </w:t>
+      </w:r>
+      <w:r>
+        <w:rPr>
+          <w:sz w:val="21"/>
+          <w:szCs w:val="21"/>
+          <w:lang w:val="en-US"/>
+        </w:rPr>
+        <w:t>Digital Marketing Institute</w:t>
+      </w:r>
+      <w:r>
+        <w:rPr>
+          <w:sz w:val="21"/>
+          <w:szCs w:val="21"/>
+          <w:lang w:val="en-US"/>
+        </w:rPr>
+        <w:t xml:space="preserve"> </w:t>
+      </w:r>
+      <w:r>
+        <w:rPr>
+          <w:sz w:val="21"/>
+          <w:szCs w:val="21"/>
+        </w:rPr>
+        <w:t>|</w:t>
+      </w:r>
+      <w:r>
+        <w:rPr>
+          <w:sz w:val="21"/>
+          <w:szCs w:val="21"/>
+          <w:lang w:val="en-US"/>
+        </w:rPr>
+        <w:t xml:space="preserve"> </w:t>
+      </w:r>
+      <w:r>
+        <w:rPr>
+          <w:sz w:val="21"/>
+          <w:szCs w:val="21"/>
+          <w:lang w:val="en-US"/>
+        </w:rPr>
+        <w:t xml:space="preserve">Value Proposition Creation, Philips </w:t>
+      </w:r>
+      <w:r>
+        <w:rPr>
+          <w:sz w:val="21"/>
+          <w:szCs w:val="21"/>
+        </w:rPr>
+        <w:t>|</w:t>
+      </w:r>
+      <w:r>
+        <w:rPr>
+          <w:sz w:val="21"/>
+          <w:szCs w:val="21"/>
+          <w:lang w:val="en-US"/>
+        </w:rPr>
+        <w:t xml:space="preserve"> </w:t>
+      </w:r>
+      <w:r>
+        <w:rPr>
+          <w:sz w:val="21"/>
+          <w:szCs w:val="21"/>
+          <w:lang w:val="en-US"/>
+        </w:rPr>
+        <w:t xml:space="preserve">Lean and Operational Excellence, Philips </w:t>
+      </w:r>
+      <w:r>
+        <w:rPr>
+          <w:sz w:val="21"/>
+          <w:szCs w:val="21"/>
+        </w:rPr>
+        <w:t>|</w:t>
+      </w:r>
+      <w:r>
+        <w:rPr>
+          <w:sz w:val="21"/>
+          <w:szCs w:val="21"/>
+          <w:lang w:val="en-US"/>
+        </w:rPr>
+        <w:t xml:space="preserve"> </w:t>
+      </w:r>
+      <w:r>
+        <w:rPr>
+          <w:sz w:val="21"/>
+          <w:szCs w:val="21"/>
+          <w:lang w:val="en-US"/>
+        </w:rPr>
+        <w:t>Problem Solving Boot Camp, Philips</w:t>
+      </w:r>
+    </w:p>
+    <w:p>
+      <w:pPr>
         <w:spacing w:after="0"/>
         <w:rPr>
           <w:sz w:val="21"/>
@@ -746,6 +934,7 @@
       <w:pPr>
         <w:spacing w:after="0"/>
         <w:rPr>
+          <w:rFonts w:eastAsiaTheme="minorEastAsia"/>
           <w:sz w:val="21"/>
           <w:szCs w:val="21"/>
           <w:lang w:val="en-US"/>
@@ -808,6 +997,7 @@
         <w:rPr>
           <w:sz w:val="21"/>
           <w:szCs w:val="21"/>
+          <w:lang w:val="en-US"/>
         </w:rPr>
       </w:pPr>
       <w:r>
@@ -817,6 +1007,57 @@
         </w:rPr>
         <w:t>MA in Linguistics | Shanghai International Studies University | China</w:t>
       </w:r>
+    </w:p>
+    <w:p>
+      <w:pPr>
+        <w:spacing w:after="0"/>
+        <w:rPr>
+          <w:sz w:val="21"/>
+          <w:szCs w:val="21"/>
+          <w:lang w:val="en-US"/>
+        </w:rPr>
+      </w:pPr>
+    </w:p>
+    <w:p>
+      <w:pPr>
+        <w:pBdr>
+          <w:bottom w:val="single" w:sz="4" w:space="1" w:color="auto"/>
+        </w:pBdr>
+        <w:spacing w:after="0"/>
+        <w:rPr>
+          <w:rFonts w:eastAsiaTheme="minorEastAsia" w:hint="eastAsia"/>
+          <w:b/>
+          <w:bCs/>
+          <w:lang w:val="en-US"/>
+        </w:rPr>
+      </w:pPr>
+      <w:r>
+        <w:rPr>
+          <w:b/>
+          <w:bCs/>
+          <w:lang w:val="en-US"/>
+        </w:rPr>
+        <w:t>Certificates</w:t>
+      </w:r>
+    </w:p>
+    <w:p>
+      <w:pPr>
+        <w:spacing w:after="0"/>
+        <w:rPr>
+          <w:sz w:val="21"/>
+          <w:szCs w:val="21"/>
+          <w:lang w:val="en-US"/>
+        </w:rPr>
+      </w:pPr>
+    </w:p>
+    <w:p>
+      <w:pPr>
+        <w:spacing w:after="0"/>
+        <w:rPr>
+          <w:sz w:val="21"/>
+          <w:szCs w:val="21"/>
+        </w:rPr>
+      </w:pPr>
     </w:p>
     <w:sectPr>
       <w:headerReference w:type="even" r:id="rId12"/>
@@ -2904,15 +3145,6 @@
   </w:num>
   <w:num w:numId="18" w16cid:durableId="824854735">
     <w:abstractNumId w:val="14"/>
-    <w:lvlOverride w:ilvl="0"/>
-    <w:lvlOverride w:ilvl="1"/>
-    <w:lvlOverride w:ilvl="2"/>
-    <w:lvlOverride w:ilvl="3"/>
-    <w:lvlOverride w:ilvl="4"/>
-    <w:lvlOverride w:ilvl="5"/>
-    <w:lvlOverride w:ilvl="6"/>
-    <w:lvlOverride w:ilvl="7"/>
-    <w:lvlOverride w:ilvl="8"/>
   </w:num>
 </w:numbering>
 </file>

--- a/templates/cv_template.docx
+++ b/templates/cv_template.docx
@@ -240,8 +240,7 @@
         <w:rPr>
           <w:b/>
           <w:bCs/>
-          <w:sz w:val="21"/>
-          <w:szCs w:val="21"/>
+          <w:lang w:val="en-US"/>
         </w:rPr>
       </w:pPr>
       <w:r>
@@ -285,7 +284,7 @@
           <w:b/>
           <w:bCs/>
         </w:rPr>
-        <w:t xml:space="preserve">2021-2025                                     </w:t>
+        <w:t xml:space="preserve">2021-2025                                    </w:t>
       </w:r>
     </w:p>
     <w:p>
@@ -293,10 +292,12 @@
         <w:pStyle w:val="ListParagraph"/>
         <w:numPr>
           <w:ilvl w:val="0"/>
-          <w:numId w:val="16"/>
+          <w:numId w:val="19"/>
         </w:numPr>
         <w:spacing w:after="0"/>
         <w:rPr>
+          <w:b/>
+          <w:bCs/>
           <w:sz w:val="21"/>
           <w:szCs w:val="21"/>
         </w:rPr>
@@ -310,7 +311,7 @@
         <w:pStyle w:val="ListParagraph"/>
         <w:numPr>
           <w:ilvl w:val="0"/>
-          <w:numId w:val="16"/>
+          <w:numId w:val="19"/>
         </w:numPr>
         <w:spacing w:after="0"/>
         <w:rPr>
@@ -327,12 +328,13 @@
         <w:pStyle w:val="ListParagraph"/>
         <w:numPr>
           <w:ilvl w:val="0"/>
-          <w:numId w:val="16"/>
+          <w:numId w:val="19"/>
         </w:numPr>
         <w:spacing w:after="0"/>
         <w:rPr>
           <w:sz w:val="21"/>
           <w:szCs w:val="21"/>
+          <w:lang w:val="en-US"/>
         </w:rPr>
       </w:pPr>
       <w:r>
@@ -344,7 +346,7 @@
         <w:pStyle w:val="ListParagraph"/>
         <w:numPr>
           <w:ilvl w:val="0"/>
-          <w:numId w:val="16"/>
+          <w:numId w:val="19"/>
         </w:numPr>
         <w:spacing w:after="0"/>
         <w:rPr>
@@ -361,7 +363,7 @@
         <w:pStyle w:val="ListParagraph"/>
         <w:numPr>
           <w:ilvl w:val="0"/>
-          <w:numId w:val="16"/>
+          <w:numId w:val="19"/>
         </w:numPr>
         <w:spacing w:after="0"/>
         <w:rPr>
@@ -378,7 +380,7 @@
         <w:pStyle w:val="ListParagraph"/>
         <w:numPr>
           <w:ilvl w:val="0"/>
-          <w:numId w:val="16"/>
+          <w:numId w:val="19"/>
         </w:numPr>
         <w:spacing w:after="0" w:line="276" w:lineRule="auto"/>
         <w:rPr>
@@ -511,7 +513,7 @@
         <w:pStyle w:val="ListParagraph"/>
         <w:numPr>
           <w:ilvl w:val="0"/>
-          <w:numId w:val="17"/>
+          <w:numId w:val="20"/>
         </w:numPr>
         <w:spacing w:after="0"/>
         <w:rPr>
@@ -529,7 +531,7 @@
         <w:pStyle w:val="ListParagraph"/>
         <w:numPr>
           <w:ilvl w:val="0"/>
-          <w:numId w:val="17"/>
+          <w:numId w:val="20"/>
         </w:numPr>
         <w:spacing w:after="0"/>
         <w:rPr>
@@ -741,6 +743,29 @@
           <w:szCs w:val="21"/>
           <w:lang w:val="en-US"/>
         </w:rPr>
+        <w:t xml:space="preserve"> Foundation</w:t>
+      </w:r>
+      <w:r>
+        <w:rPr>
+          <w:sz w:val="21"/>
+          <w:szCs w:val="21"/>
+          <w:lang w:val="en-US"/>
+        </w:rPr>
+        <w:t xml:space="preserve">s of User Experience (UX) Design, Google </w:t>
+      </w:r>
+      <w:r>
+        <w:rPr>
+          <w:sz w:val="21"/>
+          <w:szCs w:val="21"/>
+        </w:rPr>
+        <w:t>|</w:t>
+      </w:r>
+      <w:r>
+        <w:rPr>
+          <w:sz w:val="21"/>
+          <w:szCs w:val="21"/>
+          <w:lang w:val="en-US"/>
+        </w:rPr>
         <w:t xml:space="preserve"> </w:t>
       </w:r>
       <w:r>
@@ -749,7 +774,7 @@
           <w:szCs w:val="21"/>
           <w:lang w:val="en-US"/>
         </w:rPr>
-        <w:t>Foundation</w:t>
+        <w:t>Professional Diploma in Digital Marketing</w:t>
       </w:r>
       <w:r>
         <w:rPr>
@@ -757,7 +782,7 @@
           <w:szCs w:val="21"/>
           <w:lang w:val="en-US"/>
         </w:rPr>
-        <w:t>s of User Experience (UX) Design</w:t>
+        <w:t xml:space="preserve">, </w:t>
       </w:r>
       <w:r>
         <w:rPr>
@@ -765,7 +790,15 @@
           <w:szCs w:val="21"/>
           <w:lang w:val="en-US"/>
         </w:rPr>
-        <w:t xml:space="preserve">, Google </w:t>
+        <w:t>Digital Marketing Institute</w:t>
+      </w:r>
+      <w:r>
+        <w:rPr>
+          <w:sz w:val="21"/>
+          <w:szCs w:val="21"/>
+          <w:lang w:val="en-US"/>
+        </w:rPr>
+        <w:t xml:space="preserve"> </w:t>
       </w:r>
       <w:r>
         <w:rPr>
@@ -780,6 +813,21 @@
           <w:szCs w:val="21"/>
           <w:lang w:val="en-US"/>
         </w:rPr>
+        <w:t xml:space="preserve"> Value Proposition Creation, Philips </w:t>
+      </w:r>
+      <w:r>
+        <w:rPr>
+          <w:sz w:val="21"/>
+          <w:szCs w:val="21"/>
+        </w:rPr>
+        <w:t>|</w:t>
+      </w:r>
+      <w:r>
+        <w:rPr>
+          <w:sz w:val="21"/>
+          <w:szCs w:val="21"/>
+          <w:lang w:val="en-US"/>
+        </w:rPr>
         <w:t xml:space="preserve"> </w:t>
       </w:r>
       <w:r>
@@ -788,7 +836,14 @@
           <w:szCs w:val="21"/>
           <w:lang w:val="en-US"/>
         </w:rPr>
-        <w:t>Professional Diploma in Digital Marketing</w:t>
+        <w:t xml:space="preserve">Lean and Operational Excellence, Philips </w:t>
+      </w:r>
+      <w:r>
+        <w:rPr>
+          <w:sz w:val="21"/>
+          <w:szCs w:val="21"/>
+        </w:rPr>
+        <w:t>|</w:t>
       </w:r>
       <w:r>
         <w:rPr>
@@ -796,92 +851,7 @@
           <w:szCs w:val="21"/>
           <w:lang w:val="en-US"/>
         </w:rPr>
-        <w:t xml:space="preserve">, </w:t>
-      </w:r>
-      <w:r>
-        <w:rPr>
-          <w:sz w:val="21"/>
-          <w:szCs w:val="21"/>
-          <w:lang w:val="en-US"/>
-        </w:rPr>
-        <w:t>Digital Marketing Institute</w:t>
-      </w:r>
-      <w:r>
-        <w:rPr>
-          <w:sz w:val="21"/>
-          <w:szCs w:val="21"/>
-          <w:lang w:val="en-US"/>
-        </w:rPr>
-        <w:t xml:space="preserve"> </w:t>
-      </w:r>
-      <w:r>
-        <w:rPr>
-          <w:sz w:val="21"/>
-          <w:szCs w:val="21"/>
-        </w:rPr>
-        <w:t>|</w:t>
-      </w:r>
-      <w:r>
-        <w:rPr>
-          <w:sz w:val="21"/>
-          <w:szCs w:val="21"/>
-          <w:lang w:val="en-US"/>
-        </w:rPr>
-        <w:t xml:space="preserve"> </w:t>
-      </w:r>
-      <w:r>
-        <w:rPr>
-          <w:sz w:val="21"/>
-          <w:szCs w:val="21"/>
-          <w:lang w:val="en-US"/>
-        </w:rPr>
-        <w:t xml:space="preserve">Value Proposition Creation, Philips </w:t>
-      </w:r>
-      <w:r>
-        <w:rPr>
-          <w:sz w:val="21"/>
-          <w:szCs w:val="21"/>
-        </w:rPr>
-        <w:t>|</w:t>
-      </w:r>
-      <w:r>
-        <w:rPr>
-          <w:sz w:val="21"/>
-          <w:szCs w:val="21"/>
-          <w:lang w:val="en-US"/>
-        </w:rPr>
-        <w:t xml:space="preserve"> </w:t>
-      </w:r>
-      <w:r>
-        <w:rPr>
-          <w:sz w:val="21"/>
-          <w:szCs w:val="21"/>
-          <w:lang w:val="en-US"/>
-        </w:rPr>
-        <w:t xml:space="preserve">Lean and Operational Excellence, Philips </w:t>
-      </w:r>
-      <w:r>
-        <w:rPr>
-          <w:sz w:val="21"/>
-          <w:szCs w:val="21"/>
-        </w:rPr>
-        <w:t>|</w:t>
-      </w:r>
-      <w:r>
-        <w:rPr>
-          <w:sz w:val="21"/>
-          <w:szCs w:val="21"/>
-          <w:lang w:val="en-US"/>
-        </w:rPr>
-        <w:t xml:space="preserve"> </w:t>
-      </w:r>
-      <w:r>
-        <w:rPr>
-          <w:sz w:val="21"/>
-          <w:szCs w:val="21"/>
-          <w:lang w:val="en-US"/>
-        </w:rPr>
-        <w:t>Problem Solving Boot Camp, Philips</w:t>
+        <w:t xml:space="preserve"> Problem Solving Boot Camp, Philips</w:t>
       </w:r>
     </w:p>
     <w:p>
@@ -1006,38 +976,6 @@
           <w:szCs w:val="21"/>
         </w:rPr>
         <w:t>MA in Linguistics | Shanghai International Studies University | China</w:t>
-      </w:r>
-    </w:p>
-    <w:p>
-      <w:pPr>
-        <w:spacing w:after="0"/>
-        <w:rPr>
-          <w:sz w:val="21"/>
-          <w:szCs w:val="21"/>
-          <w:lang w:val="en-US"/>
-        </w:rPr>
-      </w:pPr>
-    </w:p>
-    <w:p>
-      <w:pPr>
-        <w:pBdr>
-          <w:bottom w:val="single" w:sz="4" w:space="1" w:color="auto"/>
-        </w:pBdr>
-        <w:spacing w:after="0"/>
-        <w:rPr>
-          <w:rFonts w:eastAsiaTheme="minorEastAsia" w:hint="eastAsia"/>
-          <w:b/>
-          <w:bCs/>
-          <w:lang w:val="en-US"/>
-        </w:rPr>
-      </w:pPr>
-      <w:r>
-        <w:rPr>
-          <w:b/>
-          <w:bCs/>
-          <w:lang w:val="en-US"/>
-        </w:rPr>
-        <w:t>Certificates</w:t>
       </w:r>
     </w:p>
     <w:p>
@@ -1413,6 +1351,119 @@
     </w:lvl>
   </w:abstractNum>
   <w:abstractNum w:abstractNumId="2" w15:restartNumberingAfterBreak="0">
+    <w:nsid w:val="13486FCA"/>
+    <w:multiLevelType w:val="hybridMultilevel"/>
+    <w:tmpl w:val="E84C7064"/>
+    <w:lvl w:ilvl="0" w:tplc="10000001">
+      <w:start w:val="1"/>
+      <w:numFmt w:val="bullet"/>
+      <w:lvlText w:val=""/>
+      <w:lvlJc w:val="left"/>
+      <w:pPr>
+        <w:ind w:left="360" w:hanging="360"/>
+      </w:pPr>
+      <w:rPr>
+        <w:rFonts w:ascii="Symbol" w:hAnsi="Symbol" w:hint="default"/>
+      </w:rPr>
+    </w:lvl>
+    <w:lvl w:ilvl="1" w:tplc="10000003" w:tentative="1">
+      <w:start w:val="1"/>
+      <w:numFmt w:val="bullet"/>
+      <w:lvlText w:val="o"/>
+      <w:lvlJc w:val="left"/>
+      <w:pPr>
+        <w:ind w:left="1080" w:hanging="360"/>
+      </w:pPr>
+      <w:rPr>
+        <w:rFonts w:ascii="Courier New" w:hAnsi="Courier New" w:cs="Courier New" w:hint="default"/>
+      </w:rPr>
+    </w:lvl>
+    <w:lvl w:ilvl="2" w:tplc="10000005" w:tentative="1">
+      <w:start w:val="1"/>
+      <w:numFmt w:val="bullet"/>
+      <w:lvlText w:val=""/>
+      <w:lvlJc w:val="left"/>
+      <w:pPr>
+        <w:ind w:left="1800" w:hanging="360"/>
+      </w:pPr>
+      <w:rPr>
+        <w:rFonts w:ascii="Wingdings" w:hAnsi="Wingdings" w:hint="default"/>
+      </w:rPr>
+    </w:lvl>
+    <w:lvl w:ilvl="3" w:tplc="10000001" w:tentative="1">
+      <w:start w:val="1"/>
+      <w:numFmt w:val="bullet"/>
+      <w:lvlText w:val=""/>
+      <w:lvlJc w:val="left"/>
+      <w:pPr>
+        <w:ind w:left="2520" w:hanging="360"/>
+      </w:pPr>
+      <w:rPr>
+        <w:rFonts w:ascii="Symbol" w:hAnsi="Symbol" w:hint="default"/>
+      </w:rPr>
+    </w:lvl>
+    <w:lvl w:ilvl="4" w:tplc="10000003" w:tentative="1">
+      <w:start w:val="1"/>
+      <w:numFmt w:val="bullet"/>
+      <w:lvlText w:val="o"/>
+      <w:lvlJc w:val="left"/>
+      <w:pPr>
+        <w:ind w:left="3240" w:hanging="360"/>
+      </w:pPr>
+      <w:rPr>
+        <w:rFonts w:ascii="Courier New" w:hAnsi="Courier New" w:cs="Courier New" w:hint="default"/>
+      </w:rPr>
+    </w:lvl>
+    <w:lvl w:ilvl="5" w:tplc="10000005" w:tentative="1">
+      <w:start w:val="1"/>
+      <w:numFmt w:val="bullet"/>
+      <w:lvlText w:val=""/>
+      <w:lvlJc w:val="left"/>
+      <w:pPr>
+        <w:ind w:left="3960" w:hanging="360"/>
+      </w:pPr>
+      <w:rPr>
+        <w:rFonts w:ascii="Wingdings" w:hAnsi="Wingdings" w:hint="default"/>
+      </w:rPr>
+    </w:lvl>
+    <w:lvl w:ilvl="6" w:tplc="10000001" w:tentative="1">
+      <w:start w:val="1"/>
+      <w:numFmt w:val="bullet"/>
+      <w:lvlText w:val=""/>
+      <w:lvlJc w:val="left"/>
+      <w:pPr>
+        <w:ind w:left="4680" w:hanging="360"/>
+      </w:pPr>
+      <w:rPr>
+        <w:rFonts w:ascii="Symbol" w:hAnsi="Symbol" w:hint="default"/>
+      </w:rPr>
+    </w:lvl>
+    <w:lvl w:ilvl="7" w:tplc="10000003" w:tentative="1">
+      <w:start w:val="1"/>
+      <w:numFmt w:val="bullet"/>
+      <w:lvlText w:val="o"/>
+      <w:lvlJc w:val="left"/>
+      <w:pPr>
+        <w:ind w:left="5400" w:hanging="360"/>
+      </w:pPr>
+      <w:rPr>
+        <w:rFonts w:ascii="Courier New" w:hAnsi="Courier New" w:cs="Courier New" w:hint="default"/>
+      </w:rPr>
+    </w:lvl>
+    <w:lvl w:ilvl="8" w:tplc="10000005" w:tentative="1">
+      <w:start w:val="1"/>
+      <w:numFmt w:val="bullet"/>
+      <w:lvlText w:val=""/>
+      <w:lvlJc w:val="left"/>
+      <w:pPr>
+        <w:ind w:left="6120" w:hanging="360"/>
+      </w:pPr>
+      <w:rPr>
+        <w:rFonts w:ascii="Wingdings" w:hAnsi="Wingdings" w:hint="default"/>
+      </w:rPr>
+    </w:lvl>
+  </w:abstractNum>
+  <w:abstractNum w:abstractNumId="3" w15:restartNumberingAfterBreak="0">
     <w:nsid w:val="1B1C3EFC"/>
     <w:multiLevelType w:val="hybridMultilevel"/>
     <w:tmpl w:val="CDA6D9D2"/>
@@ -1524,7 +1575,7 @@
       </w:rPr>
     </w:lvl>
   </w:abstractNum>
-  <w:abstractNum w:abstractNumId="3" w15:restartNumberingAfterBreak="0">
+  <w:abstractNum w:abstractNumId="4" w15:restartNumberingAfterBreak="0">
     <w:nsid w:val="1C3A1783"/>
     <w:multiLevelType w:val="hybridMultilevel"/>
     <w:tmpl w:val="62CCA3D8"/>
@@ -1636,7 +1687,7 @@
       </w:rPr>
     </w:lvl>
   </w:abstractNum>
-  <w:abstractNum w:abstractNumId="4" w15:restartNumberingAfterBreak="0">
+  <w:abstractNum w:abstractNumId="5" w15:restartNumberingAfterBreak="0">
     <w:nsid w:val="1ED63BEB"/>
     <w:multiLevelType w:val="hybridMultilevel"/>
     <w:tmpl w:val="E9C83512"/>
@@ -1748,7 +1799,7 @@
       </w:rPr>
     </w:lvl>
   </w:abstractNum>
-  <w:abstractNum w:abstractNumId="5" w15:restartNumberingAfterBreak="0">
+  <w:abstractNum w:abstractNumId="6" w15:restartNumberingAfterBreak="0">
     <w:nsid w:val="2228131A"/>
     <w:multiLevelType w:val="hybridMultilevel"/>
     <w:tmpl w:val="FA46DBC0"/>
@@ -1860,7 +1911,7 @@
       </w:rPr>
     </w:lvl>
   </w:abstractNum>
-  <w:abstractNum w:abstractNumId="6" w15:restartNumberingAfterBreak="0">
+  <w:abstractNum w:abstractNumId="7" w15:restartNumberingAfterBreak="0">
     <w:nsid w:val="2C4A5AD9"/>
     <w:multiLevelType w:val="hybridMultilevel"/>
     <w:tmpl w:val="052835E2"/>
@@ -1972,7 +2023,7 @@
       </w:rPr>
     </w:lvl>
   </w:abstractNum>
-  <w:abstractNum w:abstractNumId="7" w15:restartNumberingAfterBreak="0">
+  <w:abstractNum w:abstractNumId="8" w15:restartNumberingAfterBreak="0">
     <w:nsid w:val="305724AC"/>
     <w:multiLevelType w:val="hybridMultilevel"/>
     <w:tmpl w:val="6186E87A"/>
@@ -2084,7 +2135,7 @@
       </w:rPr>
     </w:lvl>
   </w:abstractNum>
-  <w:abstractNum w:abstractNumId="8" w15:restartNumberingAfterBreak="0">
+  <w:abstractNum w:abstractNumId="9" w15:restartNumberingAfterBreak="0">
     <w:nsid w:val="4639311A"/>
     <w:multiLevelType w:val="hybridMultilevel"/>
     <w:tmpl w:val="EDEAC0FC"/>
@@ -2196,7 +2247,7 @@
       </w:rPr>
     </w:lvl>
   </w:abstractNum>
-  <w:abstractNum w:abstractNumId="9" w15:restartNumberingAfterBreak="0">
+  <w:abstractNum w:abstractNumId="10" w15:restartNumberingAfterBreak="0">
     <w:nsid w:val="4BC917F2"/>
     <w:multiLevelType w:val="hybridMultilevel"/>
     <w:tmpl w:val="38F46310"/>
@@ -2308,7 +2359,7 @@
       </w:rPr>
     </w:lvl>
   </w:abstractNum>
-  <w:abstractNum w:abstractNumId="10" w15:restartNumberingAfterBreak="0">
+  <w:abstractNum w:abstractNumId="11" w15:restartNumberingAfterBreak="0">
     <w:nsid w:val="4FAF3C7A"/>
     <w:multiLevelType w:val="hybridMultilevel"/>
     <w:tmpl w:val="8C087EBA"/>
@@ -2420,7 +2471,120 @@
       </w:rPr>
     </w:lvl>
   </w:abstractNum>
-  <w:abstractNum w:abstractNumId="11" w15:restartNumberingAfterBreak="0">
+  <w:abstractNum w:abstractNumId="12" w15:restartNumberingAfterBreak="0">
+    <w:nsid w:val="544E7E4D"/>
+    <w:multiLevelType w:val="hybridMultilevel"/>
+    <w:tmpl w:val="4FCA7EAE"/>
+    <w:lvl w:ilvl="0" w:tplc="10000001">
+      <w:start w:val="1"/>
+      <w:numFmt w:val="bullet"/>
+      <w:lvlText w:val=""/>
+      <w:lvlJc w:val="left"/>
+      <w:pPr>
+        <w:ind w:left="360" w:hanging="360"/>
+      </w:pPr>
+      <w:rPr>
+        <w:rFonts w:ascii="Symbol" w:hAnsi="Symbol" w:hint="default"/>
+      </w:rPr>
+    </w:lvl>
+    <w:lvl w:ilvl="1" w:tplc="10000003" w:tentative="1">
+      <w:start w:val="1"/>
+      <w:numFmt w:val="bullet"/>
+      <w:lvlText w:val="o"/>
+      <w:lvlJc w:val="left"/>
+      <w:pPr>
+        <w:ind w:left="1080" w:hanging="360"/>
+      </w:pPr>
+      <w:rPr>
+        <w:rFonts w:ascii="Courier New" w:hAnsi="Courier New" w:cs="Courier New" w:hint="default"/>
+      </w:rPr>
+    </w:lvl>
+    <w:lvl w:ilvl="2" w:tplc="10000005" w:tentative="1">
+      <w:start w:val="1"/>
+      <w:numFmt w:val="bullet"/>
+      <w:lvlText w:val=""/>
+      <w:lvlJc w:val="left"/>
+      <w:pPr>
+        <w:ind w:left="1800" w:hanging="360"/>
+      </w:pPr>
+      <w:rPr>
+        <w:rFonts w:ascii="Wingdings" w:hAnsi="Wingdings" w:hint="default"/>
+      </w:rPr>
+    </w:lvl>
+    <w:lvl w:ilvl="3" w:tplc="10000001" w:tentative="1">
+      <w:start w:val="1"/>
+      <w:numFmt w:val="bullet"/>
+      <w:lvlText w:val=""/>
+      <w:lvlJc w:val="left"/>
+      <w:pPr>
+        <w:ind w:left="2520" w:hanging="360"/>
+      </w:pPr>
+      <w:rPr>
+        <w:rFonts w:ascii="Symbol" w:hAnsi="Symbol" w:hint="default"/>
+      </w:rPr>
+    </w:lvl>
+    <w:lvl w:ilvl="4" w:tplc="10000003" w:tentative="1">
+      <w:start w:val="1"/>
+      <w:numFmt w:val="bullet"/>
+      <w:lvlText w:val="o"/>
+      <w:lvlJc w:val="left"/>
+      <w:pPr>
+        <w:ind w:left="3240" w:hanging="360"/>
+      </w:pPr>
+      <w:rPr>
+        <w:rFonts w:ascii="Courier New" w:hAnsi="Courier New" w:cs="Courier New" w:hint="default"/>
+      </w:rPr>
+    </w:lvl>
+    <w:lvl w:ilvl="5" w:tplc="10000005" w:tentative="1">
+      <w:start w:val="1"/>
+      <w:numFmt w:val="bullet"/>
+      <w:lvlText w:val=""/>
+      <w:lvlJc w:val="left"/>
+      <w:pPr>
+        <w:ind w:left="3960" w:hanging="360"/>
+      </w:pPr>
+      <w:rPr>
+        <w:rFonts w:ascii="Wingdings" w:hAnsi="Wingdings" w:hint="default"/>
+      </w:rPr>
+    </w:lvl>
+    <w:lvl w:ilvl="6" w:tplc="10000001" w:tentative="1">
+      <w:start w:val="1"/>
+      <w:numFmt w:val="bullet"/>
+      <w:lvlText w:val=""/>
+      <w:lvlJc w:val="left"/>
+      <w:pPr>
+        <w:ind w:left="4680" w:hanging="360"/>
+      </w:pPr>
+      <w:rPr>
+        <w:rFonts w:ascii="Symbol" w:hAnsi="Symbol" w:hint="default"/>
+      </w:rPr>
+    </w:lvl>
+    <w:lvl w:ilvl="7" w:tplc="10000003" w:tentative="1">
+      <w:start w:val="1"/>
+      <w:numFmt w:val="bullet"/>
+      <w:lvlText w:val="o"/>
+      <w:lvlJc w:val="left"/>
+      <w:pPr>
+        <w:ind w:left="5400" w:hanging="360"/>
+      </w:pPr>
+      <w:rPr>
+        <w:rFonts w:ascii="Courier New" w:hAnsi="Courier New" w:cs="Courier New" w:hint="default"/>
+      </w:rPr>
+    </w:lvl>
+    <w:lvl w:ilvl="8" w:tplc="10000005" w:tentative="1">
+      <w:start w:val="1"/>
+      <w:numFmt w:val="bullet"/>
+      <w:lvlText w:val=""/>
+      <w:lvlJc w:val="left"/>
+      <w:pPr>
+        <w:ind w:left="6120" w:hanging="360"/>
+      </w:pPr>
+      <w:rPr>
+        <w:rFonts w:ascii="Wingdings" w:hAnsi="Wingdings" w:hint="default"/>
+      </w:rPr>
+    </w:lvl>
+  </w:abstractNum>
+  <w:abstractNum w:abstractNumId="13" w15:restartNumberingAfterBreak="0">
     <w:nsid w:val="5A2C0413"/>
     <w:multiLevelType w:val="hybridMultilevel"/>
     <w:tmpl w:val="EE200B58"/>
@@ -2532,7 +2696,7 @@
       </w:rPr>
     </w:lvl>
   </w:abstractNum>
-  <w:abstractNum w:abstractNumId="12" w15:restartNumberingAfterBreak="0">
+  <w:abstractNum w:abstractNumId="14" w15:restartNumberingAfterBreak="0">
     <w:nsid w:val="60887FD4"/>
     <w:multiLevelType w:val="hybridMultilevel"/>
     <w:tmpl w:val="5E764D30"/>
@@ -2644,7 +2808,7 @@
       </w:rPr>
     </w:lvl>
   </w:abstractNum>
-  <w:abstractNum w:abstractNumId="13" w15:restartNumberingAfterBreak="0">
+  <w:abstractNum w:abstractNumId="15" w15:restartNumberingAfterBreak="0">
     <w:nsid w:val="65040A41"/>
     <w:multiLevelType w:val="hybridMultilevel"/>
     <w:tmpl w:val="3A647F84"/>
@@ -2756,7 +2920,7 @@
       </w:rPr>
     </w:lvl>
   </w:abstractNum>
-  <w:abstractNum w:abstractNumId="14" w15:restartNumberingAfterBreak="0">
+  <w:abstractNum w:abstractNumId="16" w15:restartNumberingAfterBreak="0">
     <w:nsid w:val="6B561906"/>
     <w:multiLevelType w:val="hybridMultilevel"/>
     <w:tmpl w:val="60144F7C"/>
@@ -2868,7 +3032,7 @@
       </w:rPr>
     </w:lvl>
   </w:abstractNum>
-  <w:abstractNum w:abstractNumId="15" w15:restartNumberingAfterBreak="0">
+  <w:abstractNum w:abstractNumId="17" w15:restartNumberingAfterBreak="0">
     <w:nsid w:val="6D3D191E"/>
     <w:multiLevelType w:val="hybridMultilevel"/>
     <w:tmpl w:val="DBE231BC"/>
@@ -2980,7 +3144,7 @@
       </w:rPr>
     </w:lvl>
   </w:abstractNum>
-  <w:abstractNum w:abstractNumId="16" w15:restartNumberingAfterBreak="0">
+  <w:abstractNum w:abstractNumId="18" w15:restartNumberingAfterBreak="0">
     <w:nsid w:val="7B0D673D"/>
     <w:multiLevelType w:val="hybridMultilevel"/>
     <w:tmpl w:val="AD369F36"/>
@@ -3096,55 +3260,61 @@
     <w:abstractNumId w:val="0"/>
   </w:num>
   <w:num w:numId="2" w16cid:durableId="2008363978">
+    <w:abstractNumId w:val="6"/>
+  </w:num>
+  <w:num w:numId="3" w16cid:durableId="1996370325">
+    <w:abstractNumId w:val="11"/>
+  </w:num>
+  <w:num w:numId="4" w16cid:durableId="1112169818">
+    <w:abstractNumId w:val="17"/>
+  </w:num>
+  <w:num w:numId="5" w16cid:durableId="435060533">
+    <w:abstractNumId w:val="13"/>
+  </w:num>
+  <w:num w:numId="6" w16cid:durableId="1078865635">
+    <w:abstractNumId w:val="9"/>
+  </w:num>
+  <w:num w:numId="7" w16cid:durableId="561214015">
     <w:abstractNumId w:val="5"/>
   </w:num>
-  <w:num w:numId="3" w16cid:durableId="1996370325">
+  <w:num w:numId="8" w16cid:durableId="1150170513">
+    <w:abstractNumId w:val="8"/>
+  </w:num>
+  <w:num w:numId="9" w16cid:durableId="1292247712">
+    <w:abstractNumId w:val="4"/>
+  </w:num>
+  <w:num w:numId="10" w16cid:durableId="27226089">
     <w:abstractNumId w:val="10"/>
   </w:num>
-  <w:num w:numId="4" w16cid:durableId="1112169818">
-    <w:abstractNumId w:val="15"/>
-  </w:num>
-  <w:num w:numId="5" w16cid:durableId="435060533">
-    <w:abstractNumId w:val="11"/>
-  </w:num>
-  <w:num w:numId="6" w16cid:durableId="1078865635">
-    <w:abstractNumId w:val="8"/>
-  </w:num>
-  <w:num w:numId="7" w16cid:durableId="561214015">
-    <w:abstractNumId w:val="4"/>
-  </w:num>
-  <w:num w:numId="8" w16cid:durableId="1150170513">
-    <w:abstractNumId w:val="7"/>
-  </w:num>
-  <w:num w:numId="9" w16cid:durableId="1292247712">
-    <w:abstractNumId w:val="3"/>
-  </w:num>
-  <w:num w:numId="10" w16cid:durableId="27226089">
-    <w:abstractNumId w:val="9"/>
-  </w:num>
   <w:num w:numId="11" w16cid:durableId="1572933281">
-    <w:abstractNumId w:val="12"/>
+    <w:abstractNumId w:val="14"/>
   </w:num>
   <w:num w:numId="12" w16cid:durableId="210502797">
     <w:abstractNumId w:val="1"/>
   </w:num>
   <w:num w:numId="13" w16cid:durableId="1074620078">
-    <w:abstractNumId w:val="13"/>
+    <w:abstractNumId w:val="15"/>
   </w:num>
   <w:num w:numId="14" w16cid:durableId="1292129829">
-    <w:abstractNumId w:val="6"/>
+    <w:abstractNumId w:val="7"/>
   </w:num>
   <w:num w:numId="15" w16cid:durableId="2035840141">
+    <w:abstractNumId w:val="3"/>
+  </w:num>
+  <w:num w:numId="16" w16cid:durableId="1772819265">
+    <w:abstractNumId w:val="16"/>
+  </w:num>
+  <w:num w:numId="17" w16cid:durableId="969745479">
+    <w:abstractNumId w:val="18"/>
+  </w:num>
+  <w:num w:numId="18" w16cid:durableId="824854735">
+    <w:abstractNumId w:val="16"/>
+  </w:num>
+  <w:num w:numId="19" w16cid:durableId="215548881">
     <w:abstractNumId w:val="2"/>
   </w:num>
-  <w:num w:numId="16" w16cid:durableId="1772819265">
-    <w:abstractNumId w:val="14"/>
-  </w:num>
-  <w:num w:numId="17" w16cid:durableId="969745479">
-    <w:abstractNumId w:val="16"/>
-  </w:num>
-  <w:num w:numId="18" w16cid:durableId="824854735">
-    <w:abstractNumId w:val="14"/>
+  <w:num w:numId="20" w16cid:durableId="1595162039">
+    <w:abstractNumId w:val="12"/>
   </w:num>
 </w:numbering>
 </file>

--- a/templates/cv_template.docx
+++ b/templates/cv_template.docx
@@ -193,6 +193,10 @@
         </w:rPr>
       </w:pPr>
       <w:r>
+        <w:rPr>
+          <w:sz w:val="21"/>
+          <w:szCs w:val="21"/>
+        </w:rPr>
         <w:t>{{ABOUT_ME}}</w:t>
       </w:r>
     </w:p>
@@ -240,6 +244,8 @@
         <w:rPr>
           <w:b/>
           <w:bCs/>
+          <w:sz w:val="21"/>
+          <w:szCs w:val="21"/>
           <w:lang w:val="en-US"/>
         </w:rPr>
       </w:pPr>
@@ -247,6 +253,8 @@
         <w:rPr>
           <w:b/>
           <w:bCs/>
+          <w:sz w:val="21"/>
+          <w:szCs w:val="21"/>
         </w:rPr>
         <w:t>{{ROLE_TITLE}}</w:t>
       </w:r>
@@ -254,6 +262,8 @@
         <w:rPr>
           <w:b/>
           <w:bCs/>
+          <w:sz w:val="21"/>
+          <w:szCs w:val="21"/>
         </w:rPr>
         <w:t xml:space="preserve"> | Philips Domestic Appliances (Versuni) | Amsterdam</w:t>
       </w:r>
@@ -261,6 +271,8 @@
         <w:rPr>
           <w:b/>
           <w:bCs/>
+          <w:sz w:val="21"/>
+          <w:szCs w:val="21"/>
         </w:rPr>
         <w:tab/>
       </w:r>
@@ -268,6 +280,8 @@
         <w:rPr>
           <w:b/>
           <w:bCs/>
+          <w:sz w:val="21"/>
+          <w:szCs w:val="21"/>
         </w:rPr>
         <w:tab/>
       </w:r>
@@ -275,6 +289,8 @@
         <w:rPr>
           <w:b/>
           <w:bCs/>
+          <w:sz w:val="21"/>
+          <w:szCs w:val="21"/>
           <w:lang w:val="en-US"/>
         </w:rPr>
         <w:tab/>
@@ -283,6 +299,8 @@
         <w:rPr>
           <w:b/>
           <w:bCs/>
+          <w:sz w:val="21"/>
+          <w:szCs w:val="21"/>
         </w:rPr>
         <w:t xml:space="preserve">2021-2025                                    </w:t>
       </w:r>
@@ -303,6 +321,10 @@
         </w:rPr>
       </w:pPr>
       <w:r>
+        <w:rPr>
+          <w:sz w:val="21"/>
+          <w:szCs w:val="21"/>
+        </w:rPr>
         <w:t>{{VERSUNI_BULLET_1}}</w:t>
       </w:r>
     </w:p>
@@ -320,6 +342,10 @@
         </w:rPr>
       </w:pPr>
       <w:r>
+        <w:rPr>
+          <w:sz w:val="21"/>
+          <w:szCs w:val="21"/>
+        </w:rPr>
         <w:t>{{VERSUNI_BULLET_2}}</w:t>
       </w:r>
     </w:p>
@@ -338,6 +364,10 @@
         </w:rPr>
       </w:pPr>
       <w:r>
+        <w:rPr>
+          <w:sz w:val="21"/>
+          <w:szCs w:val="21"/>
+        </w:rPr>
         <w:t>{{VERSUNI_BULLET_3}}</w:t>
       </w:r>
     </w:p>
@@ -355,6 +385,10 @@
         </w:rPr>
       </w:pPr>
       <w:r>
+        <w:rPr>
+          <w:sz w:val="21"/>
+          <w:szCs w:val="21"/>
+        </w:rPr>
         <w:t>{{VERSUNI_BULLET_4}}</w:t>
       </w:r>
     </w:p>
@@ -372,6 +406,10 @@
         </w:rPr>
       </w:pPr>
       <w:r>
+        <w:rPr>
+          <w:sz w:val="21"/>
+          <w:szCs w:val="21"/>
+        </w:rPr>
         <w:t>{{VERSUNI_BULLET_5}}</w:t>
       </w:r>
     </w:p>
@@ -389,15 +427,25 @@
         </w:rPr>
       </w:pPr>
       <w:r>
+        <w:rPr>
+          <w:sz w:val="21"/>
+          <w:szCs w:val="21"/>
+        </w:rPr>
         <w:t>{{VERSUNI_BULLET_</w:t>
       </w:r>
       <w:r>
         <w:rPr>
+          <w:sz w:val="21"/>
+          <w:szCs w:val="21"/>
           <w:lang w:val="en-US"/>
         </w:rPr>
         <w:t>6</w:t>
       </w:r>
       <w:r>
+        <w:rPr>
+          <w:sz w:val="21"/>
+          <w:szCs w:val="21"/>
+        </w:rPr>
         <w:t>}}</w:t>
       </w:r>
     </w:p>
@@ -413,16 +461,6 @@
     </w:p>
     <w:p>
       <w:pPr>
-        <w:pStyle w:val="ListParagraph"/>
-        <w:spacing w:after="0"/>
-        <w:rPr>
-          <w:sz w:val="21"/>
-          <w:szCs w:val="21"/>
-        </w:rPr>
-      </w:pPr>
-    </w:p>
-    <w:p>
-      <w:pPr>
         <w:spacing w:after="0"/>
         <w:rPr>
           <w:b/>
@@ -436,6 +474,8 @@
         <w:rPr>
           <w:b/>
           <w:bCs/>
+          <w:sz w:val="21"/>
+          <w:szCs w:val="21"/>
         </w:rPr>
         <w:t>{{ROLE_TITLE}}</w:t>
       </w:r>
@@ -443,6 +483,8 @@
         <w:rPr>
           <w:b/>
           <w:bCs/>
+          <w:sz w:val="21"/>
+          <w:szCs w:val="21"/>
           <w:lang w:val="en-US"/>
         </w:rPr>
         <w:t xml:space="preserve"> </w:t>
@@ -451,6 +493,8 @@
         <w:rPr>
           <w:b/>
           <w:bCs/>
+          <w:sz w:val="21"/>
+          <w:szCs w:val="21"/>
         </w:rPr>
         <w:t>| Royal Philips | Amsterdam</w:t>
       </w:r>
@@ -458,6 +502,8 @@
         <w:rPr>
           <w:b/>
           <w:bCs/>
+          <w:sz w:val="21"/>
+          <w:szCs w:val="21"/>
         </w:rPr>
         <w:tab/>
       </w:r>
@@ -465,6 +511,8 @@
         <w:rPr>
           <w:b/>
           <w:bCs/>
+          <w:sz w:val="21"/>
+          <w:szCs w:val="21"/>
         </w:rPr>
         <w:tab/>
       </w:r>
@@ -472,6 +520,8 @@
         <w:rPr>
           <w:b/>
           <w:bCs/>
+          <w:sz w:val="21"/>
+          <w:szCs w:val="21"/>
         </w:rPr>
         <w:tab/>
       </w:r>
@@ -479,6 +529,8 @@
         <w:rPr>
           <w:b/>
           <w:bCs/>
+          <w:sz w:val="21"/>
+          <w:szCs w:val="21"/>
           <w:lang w:val="en-US"/>
         </w:rPr>
         <w:tab/>
@@ -487,6 +539,8 @@
         <w:rPr>
           <w:b/>
           <w:bCs/>
+          <w:sz w:val="21"/>
+          <w:szCs w:val="21"/>
           <w:lang w:val="en-US"/>
         </w:rPr>
         <w:tab/>
@@ -495,6 +549,8 @@
         <w:rPr>
           <w:b/>
           <w:bCs/>
+          <w:sz w:val="21"/>
+          <w:szCs w:val="21"/>
           <w:lang w:val="en-US"/>
         </w:rPr>
         <w:tab/>
@@ -503,6 +559,8 @@
         <w:rPr>
           <w:b/>
           <w:bCs/>
+          <w:sz w:val="21"/>
+          <w:szCs w:val="21"/>
         </w:rPr>
         <w:tab/>
         <w:t xml:space="preserve">2019-2021                                                               </w:t>
@@ -523,6 +581,10 @@
         </w:rPr>
       </w:pPr>
       <w:r>
+        <w:rPr>
+          <w:sz w:val="21"/>
+          <w:szCs w:val="21"/>
+        </w:rPr>
         <w:t>{{PHILIPS_BULLET_1}}</w:t>
       </w:r>
     </w:p>
@@ -541,6 +603,10 @@
         </w:rPr>
       </w:pPr>
       <w:r>
+        <w:rPr>
+          <w:sz w:val="21"/>
+          <w:szCs w:val="21"/>
+        </w:rPr>
         <w:t>{{PHILIPS_BULLET_2}}</w:t>
       </w:r>
     </w:p>

--- a/templates/cv_template.docx
+++ b/templates/cv_template.docx
@@ -643,8 +643,6 @@
       <w:pPr>
         <w:spacing w:after="0"/>
         <w:rPr>
-          <w:sz w:val="21"/>
-          <w:szCs w:val="21"/>
           <w:lang w:val="en-US"/>
         </w:rPr>
       </w:pPr>
@@ -653,7 +651,22 @@
           <w:sz w:val="21"/>
           <w:szCs w:val="21"/>
         </w:rPr>
-        <w:t xml:space="preserve">Built an AI agent as a personal project to explore AI-powered workflows and tools. Link on </w:t>
+        <w:t>Built agent</w:t>
+      </w:r>
+      <w:r>
+        <w:rPr>
+          <w:sz w:val="21"/>
+          <w:szCs w:val="21"/>
+          <w:lang w:val="en-US"/>
+        </w:rPr>
+        <w:t>s</w:t>
+      </w:r>
+      <w:r>
+        <w:rPr>
+          <w:sz w:val="21"/>
+          <w:szCs w:val="21"/>
+        </w:rPr>
+        <w:t xml:space="preserve"> project to explore AI-powered workflows and tools. Link on </w:t>
       </w:r>
       <w:hyperlink r:id="rId11" w:history="1">
         <w:r>
@@ -685,6 +698,37 @@
           <w:t>ub</w:t>
         </w:r>
       </w:hyperlink>
+    </w:p>
+    <w:p>
+      <w:pPr>
+        <w:pStyle w:val="ListParagraph"/>
+        <w:numPr>
+          <w:ilvl w:val="0"/>
+          <w:numId w:val="21"/>
+        </w:numPr>
+        <w:spacing w:after="0"/>
+        <w:rPr>
+          <w:sz w:val="21"/>
+          <w:szCs w:val="21"/>
+          <w:lang w:val="en-US"/>
+        </w:rPr>
+      </w:pPr>
+      <w:r>
+        <w:rPr>
+          <w:sz w:val="21"/>
+          <w:szCs w:val="21"/>
+          <w:lang w:val="en-US"/>
+        </w:rPr>
+        <w:t xml:space="preserve">German </w:t>
+      </w:r>
+      <w:r>
+        <w:rPr>
+          <w:sz w:val="21"/>
+          <w:szCs w:val="21"/>
+          <w:lang w:val="en-US"/>
+        </w:rPr>
+        <w:t>Vocabulary</w:t>
+      </w:r>
     </w:p>
     <w:p>
       <w:pPr>
@@ -3223,6 +3267,119 @@
       </w:pPr>
       <w:rPr>
         <w:rFonts w:ascii="Aptos" w:eastAsiaTheme="minorEastAsia" w:hAnsi="Aptos" w:cstheme="minorBidi" w:hint="default"/>
+      </w:rPr>
+    </w:lvl>
+    <w:lvl w:ilvl="1" w:tplc="10000003" w:tentative="1">
+      <w:start w:val="1"/>
+      <w:numFmt w:val="bullet"/>
+      <w:lvlText w:val="o"/>
+      <w:lvlJc w:val="left"/>
+      <w:pPr>
+        <w:ind w:left="1080" w:hanging="360"/>
+      </w:pPr>
+      <w:rPr>
+        <w:rFonts w:ascii="Courier New" w:hAnsi="Courier New" w:cs="Courier New" w:hint="default"/>
+      </w:rPr>
+    </w:lvl>
+    <w:lvl w:ilvl="2" w:tplc="10000005" w:tentative="1">
+      <w:start w:val="1"/>
+      <w:numFmt w:val="bullet"/>
+      <w:lvlText w:val=""/>
+      <w:lvlJc w:val="left"/>
+      <w:pPr>
+        <w:ind w:left="1800" w:hanging="360"/>
+      </w:pPr>
+      <w:rPr>
+        <w:rFonts w:ascii="Wingdings" w:hAnsi="Wingdings" w:hint="default"/>
+      </w:rPr>
+    </w:lvl>
+    <w:lvl w:ilvl="3" w:tplc="10000001" w:tentative="1">
+      <w:start w:val="1"/>
+      <w:numFmt w:val="bullet"/>
+      <w:lvlText w:val=""/>
+      <w:lvlJc w:val="left"/>
+      <w:pPr>
+        <w:ind w:left="2520" w:hanging="360"/>
+      </w:pPr>
+      <w:rPr>
+        <w:rFonts w:ascii="Symbol" w:hAnsi="Symbol" w:hint="default"/>
+      </w:rPr>
+    </w:lvl>
+    <w:lvl w:ilvl="4" w:tplc="10000003" w:tentative="1">
+      <w:start w:val="1"/>
+      <w:numFmt w:val="bullet"/>
+      <w:lvlText w:val="o"/>
+      <w:lvlJc w:val="left"/>
+      <w:pPr>
+        <w:ind w:left="3240" w:hanging="360"/>
+      </w:pPr>
+      <w:rPr>
+        <w:rFonts w:ascii="Courier New" w:hAnsi="Courier New" w:cs="Courier New" w:hint="default"/>
+      </w:rPr>
+    </w:lvl>
+    <w:lvl w:ilvl="5" w:tplc="10000005" w:tentative="1">
+      <w:start w:val="1"/>
+      <w:numFmt w:val="bullet"/>
+      <w:lvlText w:val=""/>
+      <w:lvlJc w:val="left"/>
+      <w:pPr>
+        <w:ind w:left="3960" w:hanging="360"/>
+      </w:pPr>
+      <w:rPr>
+        <w:rFonts w:ascii="Wingdings" w:hAnsi="Wingdings" w:hint="default"/>
+      </w:rPr>
+    </w:lvl>
+    <w:lvl w:ilvl="6" w:tplc="10000001" w:tentative="1">
+      <w:start w:val="1"/>
+      <w:numFmt w:val="bullet"/>
+      <w:lvlText w:val=""/>
+      <w:lvlJc w:val="left"/>
+      <w:pPr>
+        <w:ind w:left="4680" w:hanging="360"/>
+      </w:pPr>
+      <w:rPr>
+        <w:rFonts w:ascii="Symbol" w:hAnsi="Symbol" w:hint="default"/>
+      </w:rPr>
+    </w:lvl>
+    <w:lvl w:ilvl="7" w:tplc="10000003" w:tentative="1">
+      <w:start w:val="1"/>
+      <w:numFmt w:val="bullet"/>
+      <w:lvlText w:val="o"/>
+      <w:lvlJc w:val="left"/>
+      <w:pPr>
+        <w:ind w:left="5400" w:hanging="360"/>
+      </w:pPr>
+      <w:rPr>
+        <w:rFonts w:ascii="Courier New" w:hAnsi="Courier New" w:cs="Courier New" w:hint="default"/>
+      </w:rPr>
+    </w:lvl>
+    <w:lvl w:ilvl="8" w:tplc="10000005" w:tentative="1">
+      <w:start w:val="1"/>
+      <w:numFmt w:val="bullet"/>
+      <w:lvlText w:val=""/>
+      <w:lvlJc w:val="left"/>
+      <w:pPr>
+        <w:ind w:left="6120" w:hanging="360"/>
+      </w:pPr>
+      <w:rPr>
+        <w:rFonts w:ascii="Wingdings" w:hAnsi="Wingdings" w:hint="default"/>
+      </w:rPr>
+    </w:lvl>
+  </w:abstractNum>
+  <w:abstractNum w:abstractNumId="19" w15:restartNumberingAfterBreak="0">
+    <w:nsid w:val="7F8F69ED"/>
+    <w:multiLevelType w:val="hybridMultilevel"/>
+    <w:tmpl w:val="E5BC1E0E"/>
+    <w:lvl w:ilvl="0" w:tplc="10000001">
+      <w:start w:val="1"/>
+      <w:numFmt w:val="bullet"/>
+      <w:lvlText w:val=""/>
+      <w:lvlJc w:val="left"/>
+      <w:pPr>
+        <w:ind w:left="360" w:hanging="360"/>
+      </w:pPr>
+      <w:rPr>
+        <w:rFonts w:ascii="Symbol" w:hAnsi="Symbol" w:hint="default"/>
       </w:rPr>
     </w:lvl>
     <w:lvl w:ilvl="1" w:tplc="10000003" w:tentative="1">
@@ -3381,6 +3538,9 @@
   </w:num>
   <w:num w:numId="20" w16cid:durableId="1595162039">
     <w:abstractNumId w:val="12"/>
+  </w:num>
+  <w:num w:numId="21" w16cid:durableId="1604681666">
+    <w:abstractNumId w:val="19"/>
   </w:num>
 </w:numbering>
 </file>

--- a/templates/cv_template.docx
+++ b/templates/cv_template.docx
@@ -651,7 +651,22 @@
           <w:sz w:val="21"/>
           <w:szCs w:val="21"/>
         </w:rPr>
-        <w:t>Built agent</w:t>
+        <w:t xml:space="preserve">Built </w:t>
+      </w:r>
+      <w:r>
+        <w:rPr>
+          <w:sz w:val="21"/>
+          <w:szCs w:val="21"/>
+          <w:lang w:val="en-US"/>
+        </w:rPr>
+        <w:t xml:space="preserve">a few AI </w:t>
+      </w:r>
+      <w:r>
+        <w:rPr>
+          <w:sz w:val="21"/>
+          <w:szCs w:val="21"/>
+        </w:rPr>
+        <w:t>agent</w:t>
       </w:r>
       <w:r>
         <w:rPr>
@@ -666,7 +681,7 @@
           <w:sz w:val="21"/>
           <w:szCs w:val="21"/>
         </w:rPr>
-        <w:t xml:space="preserve"> project to explore AI-powered workflows and tools. Link on </w:t>
+        <w:t xml:space="preserve"> to explore AI-powered workflows and tools. Link on </w:t>
       </w:r>
       <w:hyperlink r:id="rId11" w:history="1">
         <w:r>
@@ -729,6 +744,68 @@
         </w:rPr>
         <w:t>Vocabulary</w:t>
       </w:r>
+      <w:r>
+        <w:rPr>
+          <w:sz w:val="21"/>
+          <w:szCs w:val="21"/>
+          <w:lang w:val="en-US"/>
+        </w:rPr>
+        <w:t xml:space="preserve"> &amp; C1 Exam Preparator</w:t>
+      </w:r>
+    </w:p>
+    <w:p>
+      <w:pPr>
+        <w:pStyle w:val="ListParagraph"/>
+        <w:numPr>
+          <w:ilvl w:val="0"/>
+          <w:numId w:val="21"/>
+        </w:numPr>
+        <w:spacing w:after="0"/>
+        <w:rPr>
+          <w:sz w:val="21"/>
+          <w:szCs w:val="21"/>
+          <w:lang w:val="en-US"/>
+        </w:rPr>
+      </w:pPr>
+      <w:r>
+        <w:rPr>
+          <w:sz w:val="21"/>
+          <w:szCs w:val="21"/>
+          <w:lang w:val="en-US"/>
+        </w:rPr>
+        <w:t xml:space="preserve">Job Search Master </w:t>
+      </w:r>
+    </w:p>
+    <w:p>
+      <w:pPr>
+        <w:pStyle w:val="ListParagraph"/>
+        <w:numPr>
+          <w:ilvl w:val="0"/>
+          <w:numId w:val="21"/>
+        </w:numPr>
+        <w:spacing w:after="0"/>
+        <w:rPr>
+          <w:sz w:val="21"/>
+          <w:szCs w:val="21"/>
+          <w:lang w:val="en-US"/>
+        </w:rPr>
+      </w:pPr>
+      <w:r>
+        <w:rPr>
+          <w:sz w:val="21"/>
+          <w:szCs w:val="21"/>
+          <w:lang w:val="en-US"/>
+        </w:rPr>
+        <w:t>LinkedIn</w:t>
+      </w:r>
+      <w:r>
+        <w:rPr>
+          <w:sz w:val="21"/>
+          <w:szCs w:val="21"/>
+          <w:lang w:val="en-US"/>
+        </w:rPr>
+        <w:t xml:space="preserve"> Connection Automation</w:t>
+      </w:r>
     </w:p>
     <w:p>
       <w:pPr>
@@ -923,7 +1000,23 @@
           <w:szCs w:val="21"/>
           <w:lang w:val="en-US"/>
         </w:rPr>
-        <w:t xml:space="preserve"> Value Proposition Creation, Philips </w:t>
+        <w:t xml:space="preserve"> Value Proposition Creation, </w:t>
+      </w:r>
+      <w:r>
+        <w:rPr>
+          <w:sz w:val="21"/>
+          <w:szCs w:val="21"/>
+          <w:lang w:val="en-US"/>
+        </w:rPr>
+        <w:t xml:space="preserve">Royal </w:t>
+      </w:r>
+      <w:r>
+        <w:rPr>
+          <w:sz w:val="21"/>
+          <w:szCs w:val="21"/>
+          <w:lang w:val="en-US"/>
+        </w:rPr>
+        <w:t xml:space="preserve">Philips </w:t>
       </w:r>
       <w:r>
         <w:rPr>
@@ -961,7 +1054,23 @@
           <w:szCs w:val="21"/>
           <w:lang w:val="en-US"/>
         </w:rPr>
-        <w:t xml:space="preserve"> Problem Solving Boot Camp, Philips</w:t>
+        <w:t xml:space="preserve"> Problem Solving Boot Camp, </w:t>
+      </w:r>
+      <w:r>
+        <w:rPr>
+          <w:sz w:val="21"/>
+          <w:szCs w:val="21"/>
+          <w:lang w:val="en-US"/>
+        </w:rPr>
+        <w:t xml:space="preserve">Royal </w:t>
+      </w:r>
+      <w:r>
+        <w:rPr>
+          <w:sz w:val="21"/>
+          <w:szCs w:val="21"/>
+          <w:lang w:val="en-US"/>
+        </w:rPr>
+        <w:t>Philips</w:t>
       </w:r>
     </w:p>
     <w:p>
